--- a/HTML.docx
+++ b/HTML.docx
@@ -13,6 +13,15 @@
       <w:r>
         <w:rPr>
           <w:rFonts w:ascii="Times New Roman" w:hAnsi="Times New Roman" w:cs="Times New Roman"/>
+          <w:sz w:val="22"/>
+          <w:szCs w:val="22"/>
+        </w:rPr>
+        <w:t xml:space="preserve">S </w:t>
+      </w:r>
+      <w:r>
+        <w:rPr>
+          <w:rFonts w:ascii="Times New Roman" w:hAnsi="Times New Roman" w:cs="Times New Roman"/>
+          <w:noProof/>
           <w:sz w:val="22"/>
           <w:szCs w:val="22"/>
         </w:rPr>
@@ -64,6 +73,7 @@
       <w:r>
         <w:rPr>
           <w:rFonts w:ascii="Times New Roman" w:hAnsi="Times New Roman" w:cs="Times New Roman"/>
+          <w:noProof/>
           <w:sz w:val="22"/>
           <w:szCs w:val="22"/>
         </w:rPr>
@@ -123,6 +133,7 @@
       <w:r>
         <w:rPr>
           <w:rFonts w:ascii="Times New Roman" w:hAnsi="Times New Roman" w:cs="Times New Roman"/>
+          <w:noProof/>
           <w:sz w:val="22"/>
           <w:szCs w:val="22"/>
         </w:rPr>
@@ -174,6 +185,7 @@
       <w:r>
         <w:rPr>
           <w:rFonts w:ascii="Times New Roman" w:hAnsi="Times New Roman" w:cs="Times New Roman"/>
+          <w:noProof/>
           <w:sz w:val="22"/>
           <w:szCs w:val="22"/>
         </w:rPr>
@@ -234,6 +246,7 @@
       <w:r>
         <w:rPr>
           <w:rFonts w:ascii="Times New Roman" w:hAnsi="Times New Roman" w:cs="Times New Roman"/>
+          <w:noProof/>
           <w:sz w:val="22"/>
           <w:szCs w:val="22"/>
         </w:rPr>
@@ -294,6 +307,7 @@
       <w:r>
         <w:rPr>
           <w:rFonts w:ascii="Times New Roman" w:hAnsi="Times New Roman" w:cs="Times New Roman"/>
+          <w:noProof/>
           <w:sz w:val="22"/>
           <w:szCs w:val="22"/>
         </w:rPr>
@@ -345,6 +359,7 @@
       <w:r>
         <w:rPr>
           <w:rFonts w:ascii="Times New Roman" w:hAnsi="Times New Roman" w:cs="Times New Roman"/>
+          <w:noProof/>
           <w:sz w:val="22"/>
           <w:szCs w:val="22"/>
         </w:rPr>
@@ -417,18 +432,8 @@
           <w:sz w:val="36"/>
           <w:szCs w:val="36"/>
         </w:rPr>
-        <w:t xml:space="preserve">, change body color, change text color. </w:t>
+        <w:t>, change body color, change text color. -----</w:t>
       </w:r>
-      <w:proofErr w:type="gramStart"/>
-      <w:r>
-        <w:rPr>
-          <w:rFonts w:ascii="Times New Roman" w:hAnsi="Times New Roman" w:cs="Times New Roman"/>
-          <w:sz w:val="36"/>
-          <w:szCs w:val="36"/>
-        </w:rPr>
-        <w:t>-----</w:t>
-      </w:r>
-      <w:proofErr w:type="gramEnd"/>
     </w:p>
     <w:p>
       <w:pPr>
@@ -453,6 +458,7 @@
         <w:jc w:val="center"/>
         <w:rPr>
           <w:rFonts w:ascii="Times New Roman" w:hAnsi="Times New Roman" w:cs="Times New Roman"/>
+          <w:noProof/>
           <w:sz w:val="14"/>
           <w:szCs w:val="14"/>
         </w:rPr>
@@ -460,6 +466,7 @@
       <w:r>
         <w:rPr>
           <w:rFonts w:ascii="Times New Roman" w:hAnsi="Times New Roman" w:cs="Times New Roman"/>
+          <w:noProof/>
           <w:sz w:val="14"/>
           <w:szCs w:val="14"/>
         </w:rPr>
@@ -500,7 +507,335 @@
         </w:drawing>
       </w:r>
     </w:p>
+    <w:p>
+      <w:pPr>
+        <w:jc w:val="center"/>
+        <w:rPr>
+          <w:rFonts w:ascii="Times New Roman" w:hAnsi="Times New Roman" w:cs="Times New Roman"/>
+          <w:noProof/>
+          <w:sz w:val="36"/>
+          <w:szCs w:val="36"/>
+        </w:rPr>
+        <w:sectPr>
+          <w:pgSz w:w="12240" w:h="15840"/>
+          <w:pgMar w:top="1440" w:right="1440" w:bottom="1440" w:left="1440" w:header="720" w:footer="720" w:gutter="0"/>
+          <w:cols w:space="720"/>
+          <w:docGrid w:linePitch="360"/>
+        </w:sectPr>
+      </w:pPr>
+    </w:p>
+    <w:p>
+      <w:pPr>
+        <w:jc w:val="center"/>
+        <w:rPr>
+          <w:rFonts w:ascii="Times New Roman" w:hAnsi="Times New Roman" w:cs="Times New Roman"/>
+          <w:noProof/>
+          <w:sz w:val="36"/>
+          <w:szCs w:val="36"/>
+        </w:rPr>
+      </w:pPr>
+      <w:r>
+        <w:rPr>
+          <w:rFonts w:ascii="Times New Roman" w:hAnsi="Times New Roman" w:cs="Times New Roman"/>
+          <w:noProof/>
+          <w:sz w:val="36"/>
+          <w:szCs w:val="36"/>
+        </w:rPr>
+        <w:t>---Table designing---</w:t>
+      </w:r>
+    </w:p>
+    <w:p>
+      <w:pPr>
+        <w:jc w:val="both"/>
+        <w:rPr>
+          <w:rFonts w:ascii="Times New Roman" w:hAnsi="Times New Roman" w:cs="Times New Roman"/>
+          <w:noProof/>
+          <w:sz w:val="16"/>
+          <w:szCs w:val="16"/>
+        </w:rPr>
+      </w:pPr>
+      <w:r>
+        <w:rPr>
+          <w:rFonts w:ascii="Times New Roman" w:hAnsi="Times New Roman" w:cs="Times New Roman"/>
+          <w:noProof/>
+          <w:sz w:val="16"/>
+          <w:szCs w:val="16"/>
+        </w:rPr>
+        <w:t>&lt;!-- table-&gt;tr-&gt;td||th --&gt;</w:t>
+      </w:r>
+    </w:p>
+    <w:p>
+      <w:pPr>
+        <w:jc w:val="both"/>
+        <w:rPr>
+          <w:rFonts w:ascii="Times New Roman" w:hAnsi="Times New Roman" w:cs="Times New Roman"/>
+          <w:noProof/>
+          <w:sz w:val="16"/>
+          <w:szCs w:val="16"/>
+        </w:rPr>
+      </w:pPr>
+      <w:r>
+        <w:rPr>
+          <w:rFonts w:ascii="Times New Roman" w:hAnsi="Times New Roman" w:cs="Times New Roman"/>
+          <w:noProof/>
+          <w:sz w:val="16"/>
+          <w:szCs w:val="16"/>
+        </w:rPr>
+        <w:t>   &lt;!-- cell pading -&gt; space between cell content and cell border --&gt;</w:t>
+      </w:r>
+    </w:p>
+    <w:p>
+      <w:pPr>
+        <w:jc w:val="both"/>
+        <w:rPr>
+          <w:rFonts w:ascii="Times New Roman" w:hAnsi="Times New Roman" w:cs="Times New Roman"/>
+          <w:noProof/>
+          <w:sz w:val="16"/>
+          <w:szCs w:val="16"/>
+        </w:rPr>
+      </w:pPr>
+      <w:r>
+        <w:rPr>
+          <w:rFonts w:ascii="Times New Roman" w:hAnsi="Times New Roman" w:cs="Times New Roman"/>
+          <w:noProof/>
+          <w:sz w:val="16"/>
+          <w:szCs w:val="16"/>
+        </w:rPr>
+        <w:t>     &lt;!-- cell spacing -&gt; space between two cells --&gt;</w:t>
+      </w:r>
+    </w:p>
+    <w:p>
+      <w:pPr>
+        <w:jc w:val="both"/>
+        <w:rPr>
+          <w:rFonts w:ascii="Times New Roman" w:hAnsi="Times New Roman" w:cs="Times New Roman"/>
+          <w:noProof/>
+          <w:sz w:val="16"/>
+          <w:szCs w:val="16"/>
+        </w:rPr>
+      </w:pPr>
+      <w:r>
+        <w:rPr>
+          <w:rFonts w:ascii="Times New Roman" w:hAnsi="Times New Roman" w:cs="Times New Roman"/>
+          <w:noProof/>
+          <w:sz w:val="16"/>
+          <w:szCs w:val="16"/>
+        </w:rPr>
+        <w:t xml:space="preserve"> &lt;!-- rawspan -&gt; merge rows --&gt;</w:t>
+      </w:r>
+    </w:p>
+    <w:p>
+      <w:pPr>
+        <w:jc w:val="both"/>
+        <w:rPr>
+          <w:rFonts w:ascii="Times New Roman" w:hAnsi="Times New Roman" w:cs="Times New Roman"/>
+          <w:noProof/>
+          <w:sz w:val="16"/>
+          <w:szCs w:val="16"/>
+        </w:rPr>
+      </w:pPr>
+      <w:r>
+        <w:rPr>
+          <w:rFonts w:ascii="Times New Roman" w:hAnsi="Times New Roman" w:cs="Times New Roman"/>
+          <w:noProof/>
+          <w:sz w:val="16"/>
+          <w:szCs w:val="16"/>
+        </w:rPr>
+        <w:t>      &lt;!-- colspan -&gt; merge columns --&gt;</w:t>
+      </w:r>
+    </w:p>
+    <w:p>
+      <w:pPr>
+        <w:jc w:val="both"/>
+        <w:rPr>
+          <w:rFonts w:ascii="Times New Roman" w:hAnsi="Times New Roman" w:cs="Times New Roman"/>
+          <w:noProof/>
+          <w:sz w:val="16"/>
+          <w:szCs w:val="16"/>
+        </w:rPr>
+      </w:pPr>
+      <w:r>
+        <w:rPr>
+          <w:rFonts w:ascii="Times New Roman" w:hAnsi="Times New Roman" w:cs="Times New Roman"/>
+          <w:noProof/>
+          <w:sz w:val="16"/>
+          <w:szCs w:val="16"/>
+        </w:rPr>
+        <w:t>       &lt;!-- table-&gt;thead + tbody+ tfoot --&gt;</w:t>
+      </w:r>
+    </w:p>
+    <w:p>
+      <w:pPr>
+        <w:jc w:val="both"/>
+        <w:rPr>
+          <w:rFonts w:ascii="Times New Roman" w:hAnsi="Times New Roman" w:cs="Times New Roman"/>
+          <w:noProof/>
+          <w:sz w:val="16"/>
+          <w:szCs w:val="16"/>
+        </w:rPr>
+      </w:pPr>
+      <w:r>
+        <w:rPr>
+          <w:rFonts w:ascii="Times New Roman" w:hAnsi="Times New Roman" w:cs="Times New Roman"/>
+          <w:noProof/>
+          <w:sz w:val="36"/>
+          <w:szCs w:val="36"/>
+        </w:rPr>
+        <w:drawing>
+          <wp:inline distT="0" distB="0" distL="0" distR="0" wp14:anchorId="01AEF5F3" wp14:editId="18653C0E">
+            <wp:extent cx="2614246" cy="1918327"/>
+            <wp:effectExtent l="0" t="0" r="0" b="6350"/>
+            <wp:docPr id="1202716118" name="Picture 1"/>
+            <wp:cNvGraphicFramePr>
+              <a:graphicFrameLocks xmlns:a="http://schemas.openxmlformats.org/drawingml/2006/main" noChangeAspect="1"/>
+            </wp:cNvGraphicFramePr>
+            <a:graphic xmlns:a="http://schemas.openxmlformats.org/drawingml/2006/main">
+              <a:graphicData uri="http://schemas.openxmlformats.org/drawingml/2006/picture">
+                <pic:pic xmlns:pic="http://schemas.openxmlformats.org/drawingml/2006/picture">
+                  <pic:nvPicPr>
+                    <pic:cNvPr id="1202716118" name=""/>
+                    <pic:cNvPicPr/>
+                  </pic:nvPicPr>
+                  <pic:blipFill>
+                    <a:blip r:embed="rId15"/>
+                    <a:stretch>
+                      <a:fillRect/>
+                    </a:stretch>
+                  </pic:blipFill>
+                  <pic:spPr>
+                    <a:xfrm>
+                      <a:off x="0" y="0"/>
+                      <a:ext cx="2679554" cy="1966250"/>
+                    </a:xfrm>
+                    <a:prstGeom prst="rect">
+                      <a:avLst/>
+                    </a:prstGeom>
+                  </pic:spPr>
+                </pic:pic>
+              </a:graphicData>
+            </a:graphic>
+          </wp:inline>
+        </w:drawing>
+      </w:r>
+    </w:p>
+    <w:p>
+      <w:pPr>
+        <w:jc w:val="center"/>
+        <w:rPr>
+          <w:rFonts w:ascii="Times New Roman" w:hAnsi="Times New Roman" w:cs="Times New Roman"/>
+          <w:noProof/>
+          <w:sz w:val="36"/>
+          <w:szCs w:val="36"/>
+        </w:rPr>
+      </w:pPr>
+    </w:p>
+    <w:p>
+      <w:pPr>
+        <w:jc w:val="center"/>
+        <w:rPr>
+          <w:rFonts w:ascii="Times New Roman" w:hAnsi="Times New Roman" w:cs="Times New Roman"/>
+          <w:noProof/>
+          <w:sz w:val="36"/>
+          <w:szCs w:val="36"/>
+        </w:rPr>
+        <w:sectPr>
+          <w:type w:val="continuous"/>
+          <w:pgSz w:w="12240" w:h="15840"/>
+          <w:pgMar w:top="1440" w:right="1440" w:bottom="1440" w:left="1440" w:header="720" w:footer="720" w:gutter="0"/>
+          <w:cols w:num="2" w:space="720"/>
+          <w:docGrid w:linePitch="360"/>
+        </w:sectPr>
+      </w:pPr>
+    </w:p>
+    <w:p>
+      <w:pPr>
+        <w:jc w:val="center"/>
+        <w:rPr>
+          <w:rFonts w:ascii="Times New Roman" w:hAnsi="Times New Roman" w:cs="Times New Roman"/>
+          <w:noProof/>
+          <w:sz w:val="36"/>
+          <w:szCs w:val="36"/>
+        </w:rPr>
+      </w:pPr>
+    </w:p>
+    <w:p>
+      <w:pPr>
+        <w:rPr>
+          <w:rFonts w:ascii="Times New Roman" w:hAnsi="Times New Roman" w:cs="Times New Roman"/>
+          <w:sz w:val="14"/>
+          <w:szCs w:val="14"/>
+        </w:rPr>
+      </w:pPr>
+    </w:p>
+    <w:p>
+      <w:pPr>
+        <w:rPr>
+          <w:rFonts w:ascii="Times New Roman" w:hAnsi="Times New Roman" w:cs="Times New Roman"/>
+          <w:sz w:val="14"/>
+          <w:szCs w:val="14"/>
+        </w:rPr>
+      </w:pPr>
+    </w:p>
+    <w:p>
+      <w:pPr>
+        <w:rPr>
+          <w:rFonts w:ascii="Times New Roman" w:hAnsi="Times New Roman" w:cs="Times New Roman"/>
+          <w:sz w:val="14"/>
+          <w:szCs w:val="14"/>
+        </w:rPr>
+      </w:pPr>
+    </w:p>
+    <w:p>
+      <w:pPr>
+        <w:rPr>
+          <w:rFonts w:ascii="Times New Roman" w:hAnsi="Times New Roman" w:cs="Times New Roman"/>
+          <w:sz w:val="14"/>
+          <w:szCs w:val="14"/>
+        </w:rPr>
+      </w:pPr>
+    </w:p>
+    <w:p>
+      <w:pPr>
+        <w:rPr>
+          <w:rFonts w:ascii="Times New Roman" w:hAnsi="Times New Roman" w:cs="Times New Roman"/>
+          <w:noProof/>
+          <w:sz w:val="14"/>
+          <w:szCs w:val="14"/>
+        </w:rPr>
+      </w:pPr>
+    </w:p>
+    <w:p>
+      <w:pPr>
+        <w:rPr>
+          <w:rFonts w:ascii="Times New Roman" w:hAnsi="Times New Roman" w:cs="Times New Roman"/>
+          <w:noProof/>
+          <w:sz w:val="14"/>
+          <w:szCs w:val="14"/>
+        </w:rPr>
+      </w:pPr>
+    </w:p>
+    <w:p>
+      <w:pPr>
+        <w:tabs>
+          <w:tab w:val="left" w:pos="3840"/>
+        </w:tabs>
+        <w:rPr>
+          <w:rFonts w:ascii="Times New Roman" w:hAnsi="Times New Roman" w:cs="Times New Roman"/>
+          <w:sz w:val="14"/>
+          <w:szCs w:val="14"/>
+        </w:rPr>
+      </w:pPr>
+      <w:r>
+        <w:rPr>
+          <w:rFonts w:ascii="Times New Roman" w:hAnsi="Times New Roman" w:cs="Times New Roman"/>
+          <w:sz w:val="14"/>
+          <w:szCs w:val="14"/>
+        </w:rPr>
+        <w:tab/>
+      </w:r>
+    </w:p>
     <w:sectPr>
+      <w:type w:val="continuous"/>
       <w:pgSz w:w="12240" w:h="15840"/>
       <w:pgMar w:top="1440" w:right="1440" w:bottom="1440" w:left="1440" w:header="720" w:footer="720" w:gutter="0"/>
       <w:cols w:space="720"/>
@@ -4056,7 +4391,6 @@
   <w:style w:type="character" w:default="1" w:styleId="DefaultParagraphFont">
     <w:name w:val="Default Paragraph Font"/>
     <w:uiPriority w:val="1"/>
-    <w:semiHidden/>
     <w:unhideWhenUsed/>
   </w:style>
   <w:style w:type="table" w:default="1" w:styleId="TableNormal">

--- a/HTML.docx
+++ b/HTML.docx
@@ -720,12 +720,12 @@
     </w:p>
     <w:p>
       <w:pPr>
-        <w:jc w:val="center"/>
+        <w:jc w:val="both"/>
         <w:rPr>
           <w:rFonts w:ascii="Times New Roman" w:hAnsi="Times New Roman" w:cs="Times New Roman"/>
           <w:noProof/>
-          <w:sz w:val="36"/>
-          <w:szCs w:val="36"/>
+          <w:sz w:val="16"/>
+          <w:szCs w:val="16"/>
         </w:rPr>
       </w:pPr>
     </w:p>
@@ -735,14 +735,231 @@
         <w:rPr>
           <w:rFonts w:ascii="Times New Roman" w:hAnsi="Times New Roman" w:cs="Times New Roman"/>
           <w:noProof/>
-          <w:sz w:val="36"/>
-          <w:szCs w:val="36"/>
+          <w:sz w:val="32"/>
+          <w:szCs w:val="32"/>
         </w:rPr>
         <w:sectPr>
           <w:type w:val="continuous"/>
           <w:pgSz w:w="12240" w:h="15840"/>
           <w:pgMar w:top="1440" w:right="1440" w:bottom="1440" w:left="1440" w:header="720" w:footer="720" w:gutter="0"/>
           <w:cols w:num="2" w:space="720"/>
+          <w:docGrid w:linePitch="360"/>
+        </w:sectPr>
+      </w:pPr>
+    </w:p>
+    <w:p>
+      <w:pPr>
+        <w:jc w:val="center"/>
+        <w:rPr>
+          <w:rFonts w:ascii="Times New Roman" w:hAnsi="Times New Roman" w:cs="Times New Roman"/>
+          <w:noProof/>
+          <w:sz w:val="32"/>
+          <w:szCs w:val="32"/>
+        </w:rPr>
+      </w:pPr>
+      <w:r>
+        <w:rPr>
+          <w:rFonts w:ascii="Times New Roman" w:hAnsi="Times New Roman" w:cs="Times New Roman"/>
+          <w:noProof/>
+          <w:sz w:val="32"/>
+          <w:szCs w:val="32"/>
+        </w:rPr>
+        <w:lastRenderedPageBreak/>
+        <w:t>Form designing</w:t>
+      </w:r>
+    </w:p>
+    <w:p>
+      <w:pPr>
+        <w:jc w:val="both"/>
+        <w:rPr>
+          <w:rFonts w:ascii="Times New Roman" w:hAnsi="Times New Roman" w:cs="Times New Roman"/>
+          <w:noProof/>
+          <w:sz w:val="20"/>
+          <w:szCs w:val="20"/>
+        </w:rPr>
+      </w:pPr>
+      <w:r>
+        <w:rPr>
+          <w:rFonts w:ascii="Times New Roman" w:hAnsi="Times New Roman" w:cs="Times New Roman"/>
+          <w:noProof/>
+          <w:sz w:val="20"/>
+          <w:szCs w:val="20"/>
+        </w:rPr>
+        <w:t>maxlength="" ka mtlb hota hai ki hum input mein kitne letter le rhe hai usse jyada nhi le sakte</w:t>
+      </w:r>
+    </w:p>
+    <w:p>
+      <w:pPr>
+        <w:jc w:val="both"/>
+        <w:rPr>
+          <w:rFonts w:ascii="Times New Roman" w:hAnsi="Times New Roman" w:cs="Times New Roman"/>
+          <w:noProof/>
+          <w:sz w:val="20"/>
+          <w:szCs w:val="20"/>
+        </w:rPr>
+      </w:pPr>
+      <w:r>
+        <w:rPr>
+          <w:rFonts w:ascii="Times New Roman" w:hAnsi="Times New Roman" w:cs="Times New Roman"/>
+          <w:noProof/>
+          <w:sz w:val="20"/>
+          <w:szCs w:val="20"/>
+        </w:rPr>
+        <w:t>size="" eska mtlb hota hai ki input section ka size kitna hoga</w:t>
+      </w:r>
+    </w:p>
+    <w:p>
+      <w:pPr>
+        <w:jc w:val="both"/>
+        <w:rPr>
+          <w:rFonts w:ascii="Times New Roman" w:hAnsi="Times New Roman" w:cs="Times New Roman"/>
+          <w:noProof/>
+          <w:sz w:val="20"/>
+          <w:szCs w:val="20"/>
+        </w:rPr>
+      </w:pPr>
+      <w:r>
+        <w:rPr>
+          <w:rFonts w:ascii="Times New Roman" w:hAnsi="Times New Roman" w:cs="Times New Roman"/>
+          <w:noProof/>
+          <w:sz w:val="20"/>
+          <w:szCs w:val="20"/>
+        </w:rPr>
+        <w:t>action- use hota hai jb hum backend se connect krte hai uss time</w:t>
+      </w:r>
+    </w:p>
+    <w:p>
+      <w:pPr>
+        <w:jc w:val="both"/>
+        <w:rPr>
+          <w:rFonts w:ascii="Times New Roman" w:hAnsi="Times New Roman" w:cs="Times New Roman"/>
+          <w:noProof/>
+          <w:sz w:val="20"/>
+          <w:szCs w:val="20"/>
+        </w:rPr>
+      </w:pPr>
+      <w:r>
+        <w:rPr>
+          <w:rFonts w:ascii="Times New Roman" w:hAnsi="Times New Roman" w:cs="Times New Roman"/>
+          <w:noProof/>
+          <w:sz w:val="20"/>
+          <w:szCs w:val="20"/>
+        </w:rPr>
+        <w:t>method- use hota jaise get post ye esiliye krte hai jisse ye browser pr dikhe</w:t>
+      </w:r>
+    </w:p>
+    <w:p>
+      <w:pPr>
+        <w:jc w:val="both"/>
+        <w:rPr>
+          <w:rFonts w:ascii="Times New Roman" w:hAnsi="Times New Roman" w:cs="Times New Roman"/>
+          <w:noProof/>
+          <w:sz w:val="20"/>
+          <w:szCs w:val="20"/>
+        </w:rPr>
+      </w:pPr>
+      <w:r>
+        <w:rPr>
+          <w:rFonts w:ascii="Times New Roman" w:hAnsi="Times New Roman" w:cs="Times New Roman"/>
+          <w:noProof/>
+          <w:sz w:val="20"/>
+          <w:szCs w:val="20"/>
+        </w:rPr>
+        <w:t>name- tb use hota hai jb browser mein get chlta hai</w:t>
+      </w:r>
+    </w:p>
+    <w:p>
+      <w:pPr>
+        <w:rPr>
+          <w:rFonts w:ascii="Times New Roman" w:hAnsi="Times New Roman" w:cs="Times New Roman"/>
+          <w:noProof/>
+          <w:sz w:val="36"/>
+          <w:szCs w:val="36"/>
+        </w:rPr>
+        <w:sectPr>
+          <w:type w:val="continuous"/>
+          <w:pgSz w:w="12240" w:h="15840"/>
+          <w:pgMar w:top="1440" w:right="1440" w:bottom="1440" w:left="1440" w:header="720" w:footer="720" w:gutter="0"/>
+          <w:cols w:space="720"/>
+          <w:docGrid w:linePitch="360"/>
+        </w:sectPr>
+      </w:pPr>
+    </w:p>
+    <w:p>
+      <w:pPr>
+        <w:jc w:val="center"/>
+        <w:rPr>
+          <w:rFonts w:ascii="Times New Roman" w:hAnsi="Times New Roman" w:cs="Times New Roman"/>
+          <w:noProof/>
+          <w:sz w:val="36"/>
+          <w:szCs w:val="36"/>
+        </w:rPr>
+        <w:sectPr>
+          <w:type w:val="continuous"/>
+          <w:pgSz w:w="12240" w:h="15840"/>
+          <w:pgMar w:top="1440" w:right="1440" w:bottom="1440" w:left="1440" w:header="720" w:footer="720" w:gutter="0"/>
+          <w:cols w:space="720"/>
+          <w:docGrid w:linePitch="360"/>
+        </w:sectPr>
+      </w:pPr>
+      <w:r>
+        <w:rPr>
+          <w:rFonts w:ascii="Times New Roman" w:hAnsi="Times New Roman" w:cs="Times New Roman"/>
+          <w:noProof/>
+          <w:sz w:val="36"/>
+          <w:szCs w:val="36"/>
+        </w:rPr>
+        <w:drawing>
+          <wp:inline distT="0" distB="0" distL="0" distR="0" wp14:anchorId="4DD08605" wp14:editId="15A0512E">
+            <wp:extent cx="2341418" cy="2604135"/>
+            <wp:effectExtent l="0" t="0" r="1905" b="5715"/>
+            <wp:docPr id="312517045" name="Picture 1"/>
+            <wp:cNvGraphicFramePr>
+              <a:graphicFrameLocks xmlns:a="http://schemas.openxmlformats.org/drawingml/2006/main" noChangeAspect="1"/>
+            </wp:cNvGraphicFramePr>
+            <a:graphic xmlns:a="http://schemas.openxmlformats.org/drawingml/2006/main">
+              <a:graphicData uri="http://schemas.openxmlformats.org/drawingml/2006/picture">
+                <pic:pic xmlns:pic="http://schemas.openxmlformats.org/drawingml/2006/picture">
+                  <pic:nvPicPr>
+                    <pic:cNvPr id="312517045" name=""/>
+                    <pic:cNvPicPr/>
+                  </pic:nvPicPr>
+                  <pic:blipFill>
+                    <a:blip r:embed="rId16"/>
+                    <a:stretch>
+                      <a:fillRect/>
+                    </a:stretch>
+                  </pic:blipFill>
+                  <pic:spPr>
+                    <a:xfrm>
+                      <a:off x="0" y="0"/>
+                      <a:ext cx="2346405" cy="2609682"/>
+                    </a:xfrm>
+                    <a:prstGeom prst="rect">
+                      <a:avLst/>
+                    </a:prstGeom>
+                  </pic:spPr>
+                </pic:pic>
+              </a:graphicData>
+            </a:graphic>
+          </wp:inline>
+        </w:drawing>
+      </w:r>
+    </w:p>
+    <w:p>
+      <w:pPr>
+        <w:jc w:val="center"/>
+        <w:rPr>
+          <w:rFonts w:ascii="Times New Roman" w:hAnsi="Times New Roman" w:cs="Times New Roman"/>
+          <w:noProof/>
+          <w:sz w:val="36"/>
+          <w:szCs w:val="36"/>
+        </w:rPr>
+        <w:sectPr>
+          <w:type w:val="continuous"/>
+          <w:pgSz w:w="12240" w:h="15840"/>
+          <w:pgMar w:top="1440" w:right="1440" w:bottom="1440" w:left="1440" w:header="720" w:footer="720" w:gutter="0"/>
+          <w:cols w:space="720"/>
           <w:docGrid w:linePitch="360"/>
         </w:sectPr>
       </w:pPr>

--- a/HTML.docx
+++ b/HTML.docx
@@ -894,13 +894,6 @@
           <w:sz w:val="36"/>
           <w:szCs w:val="36"/>
         </w:rPr>
-        <w:sectPr>
-          <w:type w:val="continuous"/>
-          <w:pgSz w:w="12240" w:h="15840"/>
-          <w:pgMar w:top="1440" w:right="1440" w:bottom="1440" w:left="1440" w:header="720" w:footer="720" w:gutter="0"/>
-          <w:cols w:space="720"/>
-          <w:docGrid w:linePitch="360"/>
-        </w:sectPr>
       </w:pPr>
       <w:r>
         <w:rPr>
@@ -955,6 +948,48 @@
           <w:sz w:val="36"/>
           <w:szCs w:val="36"/>
         </w:rPr>
+      </w:pPr>
+    </w:p>
+    <w:p>
+      <w:pPr>
+        <w:jc w:val="center"/>
+        <w:rPr>
+          <w:rFonts w:ascii="Times New Roman" w:hAnsi="Times New Roman" w:cs="Times New Roman"/>
+          <w:noProof/>
+          <w:sz w:val="36"/>
+          <w:szCs w:val="36"/>
+        </w:rPr>
+      </w:pPr>
+      <w:r>
+        <w:rPr>
+          <w:rFonts w:ascii="Times New Roman" w:hAnsi="Times New Roman" w:cs="Times New Roman"/>
+          <w:noProof/>
+          <w:sz w:val="36"/>
+          <w:szCs w:val="36"/>
+        </w:rPr>
+        <w:t>list</w:t>
+      </w:r>
+    </w:p>
+    <w:p>
+      <w:pPr>
+        <w:jc w:val="center"/>
+        <w:rPr>
+          <w:rFonts w:ascii="Times New Roman" w:hAnsi="Times New Roman" w:cs="Times New Roman"/>
+          <w:noProof/>
+          <w:sz w:val="36"/>
+          <w:szCs w:val="36"/>
+        </w:rPr>
+      </w:pPr>
+    </w:p>
+    <w:p>
+      <w:pPr>
+        <w:jc w:val="center"/>
+        <w:rPr>
+          <w:rFonts w:ascii="Times New Roman" w:hAnsi="Times New Roman" w:cs="Times New Roman"/>
+          <w:noProof/>
+          <w:sz w:val="36"/>
+          <w:szCs w:val="36"/>
+        </w:rPr>
         <w:sectPr>
           <w:type w:val="continuous"/>
           <w:pgSz w:w="12240" w:h="15840"/>
@@ -963,16 +998,43 @@
           <w:docGrid w:linePitch="360"/>
         </w:sectPr>
       </w:pPr>
-    </w:p>
-    <w:p>
-      <w:pPr>
-        <w:jc w:val="center"/>
+      <w:r>
         <w:rPr>
           <w:rFonts w:ascii="Times New Roman" w:hAnsi="Times New Roman" w:cs="Times New Roman"/>
           <w:noProof/>
           <w:sz w:val="36"/>
           <w:szCs w:val="36"/>
         </w:rPr>
+        <w:t>frameset</w:t>
+      </w:r>
+    </w:p>
+    <w:p>
+      <w:pPr>
+        <w:jc w:val="center"/>
+        <w:rPr>
+          <w:rFonts w:ascii="Times New Roman" w:hAnsi="Times New Roman" w:cs="Times New Roman"/>
+          <w:noProof/>
+          <w:sz w:val="36"/>
+          <w:szCs w:val="36"/>
+        </w:rPr>
+        <w:sectPr>
+          <w:type w:val="continuous"/>
+          <w:pgSz w:w="12240" w:h="15840"/>
+          <w:pgMar w:top="1440" w:right="1440" w:bottom="1440" w:left="1440" w:header="720" w:footer="720" w:gutter="0"/>
+          <w:cols w:space="720"/>
+          <w:docGrid w:linePitch="360"/>
+        </w:sectPr>
+      </w:pPr>
+    </w:p>
+    <w:p>
+      <w:pPr>
+        <w:jc w:val="center"/>
+        <w:rPr>
+          <w:rFonts w:ascii="Times New Roman" w:hAnsi="Times New Roman" w:cs="Times New Roman"/>
+          <w:noProof/>
+          <w:sz w:val="36"/>
+          <w:szCs w:val="36"/>
+        </w:rPr>
       </w:pPr>
     </w:p>
     <w:p>
@@ -1048,6 +1110,7 @@
           <w:sz w:val="14"/>
           <w:szCs w:val="14"/>
         </w:rPr>
+        <w:lastRenderedPageBreak/>
         <w:tab/>
       </w:r>
     </w:p>
@@ -4608,6 +4671,7 @@
   <w:style w:type="character" w:default="1" w:styleId="DefaultParagraphFont">
     <w:name w:val="Default Paragraph Font"/>
     <w:uiPriority w:val="1"/>
+    <w:semiHidden/>
     <w:unhideWhenUsed/>
   </w:style>
   <w:style w:type="table" w:default="1" w:styleId="TableNormal">
